--- a/PP-salygos/templates/ND_LT_SPS.docx
+++ b/PP-salygos/templates/ND_LT_SPS.docx
@@ -108,12 +108,14 @@
       </w:r>
       <w:r>
         <w:rPr>
+          <w:b/>
           <w:rFonts w:ascii="Arial" w:hAnsi="Arial" w:cs="Arial"/>
           <w:i/>
           <w:iCs/>
           <w:sz w:val="20"/>
           <w:szCs w:val="20"/>
           <w:lang w:val="lt-LT"/>
+          <w:u w:val="none"/>
         </w:rPr>
         <w:t>) pirkimas</w:t>
       </w:r>
